--- a/MadaAgri/docs/UML.docx
+++ b/MadaAgri/docs/UML.docx
@@ -180,50 +180,62 @@
           <w:szCs w:val="44"/>
         </w:rPr>
       </w:pPr>
-      <w:proofErr w:type="gramStart"/>
       <w:r>
         <w:rPr>
           <w:rFonts w:ascii="Times New Roman" w:hAnsi="Times New Roman" w:cs="Times New Roman"/>
           <w:sz w:val="44"/>
           <w:szCs w:val="44"/>
         </w:rPr>
-        <w:t>Nom:</w:t>
-      </w:r>
-      <w:proofErr w:type="gramEnd"/>
+        <w:t>Nom</w:t>
+      </w:r>
       <w:r>
         <w:rPr>
           <w:rFonts w:ascii="Times New Roman" w:hAnsi="Times New Roman" w:cs="Times New Roman"/>
           <w:sz w:val="44"/>
           <w:szCs w:val="44"/>
         </w:rPr>
-        <w:t xml:space="preserve"> RAMAMONJISOA Giovanni Kevin</w:t>
-      </w:r>
-    </w:p>
-    <w:p>
-      <w:pPr>
+        <w:t xml:space="preserve"> </w:t>
+      </w:r>
+      <w:r>
         <w:rPr>
           <w:rFonts w:ascii="Times New Roman" w:hAnsi="Times New Roman" w:cs="Times New Roman"/>
           <w:sz w:val="44"/>
           <w:szCs w:val="44"/>
         </w:rPr>
-      </w:pPr>
-      <w:proofErr w:type="gramStart"/>
-      <w:r>
+        <w:t>: RAMAMONJISOA Giovanni Kevin</w:t>
+      </w:r>
+    </w:p>
+    <w:p>
+      <w:pPr>
         <w:rPr>
           <w:rFonts w:ascii="Times New Roman" w:hAnsi="Times New Roman" w:cs="Times New Roman"/>
           <w:sz w:val="44"/>
           <w:szCs w:val="44"/>
         </w:rPr>
-        <w:t>Classe:</w:t>
-      </w:r>
-      <w:proofErr w:type="gramEnd"/>
+      </w:pPr>
       <w:r>
         <w:rPr>
           <w:rFonts w:ascii="Times New Roman" w:hAnsi="Times New Roman" w:cs="Times New Roman"/>
           <w:sz w:val="44"/>
           <w:szCs w:val="44"/>
         </w:rPr>
-        <w:t xml:space="preserve"> L2 SIO2</w:t>
+        <w:t>Classe</w:t>
+      </w:r>
+      <w:r>
+        <w:rPr>
+          <w:rFonts w:ascii="Times New Roman" w:hAnsi="Times New Roman" w:cs="Times New Roman"/>
+          <w:sz w:val="44"/>
+          <w:szCs w:val="44"/>
+        </w:rPr>
+        <w:t xml:space="preserve"> </w:t>
+      </w:r>
+      <w:r>
+        <w:rPr>
+          <w:rFonts w:ascii="Times New Roman" w:hAnsi="Times New Roman" w:cs="Times New Roman"/>
+          <w:sz w:val="44"/>
+          <w:szCs w:val="44"/>
+        </w:rPr>
+        <w:t>: L2 SIO2</w:t>
       </w:r>
     </w:p>
     <w:p>
@@ -463,40 +475,58 @@
       </w:pPr>
       <w:r>
         <w:lastRenderedPageBreak/>
-        <w:t>Diagram</w:t>
-      </w:r>
-      <w:r>
-        <w:t>me de cas d’utilisation</w:t>
-      </w:r>
-    </w:p>
-    <w:p/>
-    <w:p/>
-    <w:p/>
-    <w:p/>
-    <w:p/>
-    <w:p/>
-    <w:p/>
-    <w:p/>
-    <w:p/>
-    <w:p/>
-    <w:p/>
-    <w:p/>
-    <w:p/>
-    <w:p/>
-    <w:p/>
-    <w:p/>
-    <w:p/>
-    <w:p/>
-    <w:p/>
-    <w:p/>
-    <w:p/>
-    <w:p/>
-    <w:p/>
-    <w:p/>
-    <w:p/>
-    <w:p/>
-    <w:p/>
-    <w:p/>
+        <w:t>Diagramme de cas d’utilisation</w:t>
+      </w:r>
+    </w:p>
+    <w:p/>
+    <w:p>
+      <w:r>
+        <w:rPr>
+          <w:noProof/>
+        </w:rPr>
+        <w:drawing>
+          <wp:inline distT="0" distB="0" distL="0" distR="0" wp14:anchorId="13806C53" wp14:editId="5C587AA4">
+            <wp:extent cx="6645910" cy="8001000"/>
+            <wp:effectExtent l="0" t="0" r="2540" b="0"/>
+            <wp:docPr id="482956521" name="Image 1"/>
+            <wp:cNvGraphicFramePr>
+              <a:graphicFrameLocks xmlns:a="http://schemas.openxmlformats.org/drawingml/2006/main" noChangeAspect="1"/>
+            </wp:cNvGraphicFramePr>
+            <a:graphic xmlns:a="http://schemas.openxmlformats.org/drawingml/2006/main">
+              <a:graphicData uri="http://schemas.openxmlformats.org/drawingml/2006/picture">
+                <pic:pic xmlns:pic="http://schemas.openxmlformats.org/drawingml/2006/picture">
+                  <pic:nvPicPr>
+                    <pic:cNvPr id="482956521" name="Image 482956521"/>
+                    <pic:cNvPicPr/>
+                  </pic:nvPicPr>
+                  <pic:blipFill>
+                    <a:blip r:embed="rId10">
+                      <a:extLst>
+                        <a:ext uri="{28A0092B-C50C-407E-A947-70E740481C1C}">
+                          <a14:useLocalDpi xmlns:a14="http://schemas.microsoft.com/office/drawing/2010/main" val="0"/>
+                        </a:ext>
+                      </a:extLst>
+                    </a:blip>
+                    <a:stretch>
+                      <a:fillRect/>
+                    </a:stretch>
+                  </pic:blipFill>
+                  <pic:spPr>
+                    <a:xfrm>
+                      <a:off x="0" y="0"/>
+                      <a:ext cx="6647533" cy="8002954"/>
+                    </a:xfrm>
+                    <a:prstGeom prst="rect">
+                      <a:avLst/>
+                    </a:prstGeom>
+                  </pic:spPr>
+                </pic:pic>
+              </a:graphicData>
+            </a:graphic>
+          </wp:inline>
+        </w:drawing>
+      </w:r>
+    </w:p>
     <w:p/>
     <w:p/>
     <w:p/>
@@ -510,37 +540,57 @@
       </w:pPr>
       <w:r>
         <w:lastRenderedPageBreak/>
-        <w:t>Diagram</w:t>
-      </w:r>
-      <w:r>
-        <w:t>me de classe</w:t>
-      </w:r>
-    </w:p>
-    <w:p/>
-    <w:p/>
-    <w:p/>
-    <w:p/>
-    <w:p/>
-    <w:p/>
-    <w:p/>
-    <w:p/>
-    <w:p/>
-    <w:p/>
-    <w:p/>
-    <w:p/>
-    <w:p/>
-    <w:p/>
-    <w:p/>
-    <w:p/>
-    <w:p/>
-    <w:p/>
-    <w:p/>
-    <w:p/>
-    <w:p/>
-    <w:p/>
-    <w:p/>
-    <w:p/>
-    <w:p/>
+        <w:t>Diagramme de classe</w:t>
+      </w:r>
+    </w:p>
+    <w:p>
+      <w:r>
+        <w:rPr>
+          <w:noProof/>
+        </w:rPr>
+        <w:drawing>
+          <wp:inline distT="0" distB="0" distL="0" distR="0" wp14:anchorId="245E0573" wp14:editId="1C43C352">
+            <wp:extent cx="6645910" cy="6477000"/>
+            <wp:effectExtent l="0" t="0" r="2540" b="0"/>
+            <wp:docPr id="1658980291" name="Image 2"/>
+            <wp:cNvGraphicFramePr>
+              <a:graphicFrameLocks xmlns:a="http://schemas.openxmlformats.org/drawingml/2006/main" noChangeAspect="1"/>
+            </wp:cNvGraphicFramePr>
+            <a:graphic xmlns:a="http://schemas.openxmlformats.org/drawingml/2006/main">
+              <a:graphicData uri="http://schemas.openxmlformats.org/drawingml/2006/picture">
+                <pic:pic xmlns:pic="http://schemas.openxmlformats.org/drawingml/2006/picture">
+                  <pic:nvPicPr>
+                    <pic:cNvPr id="1658980291" name="Image 1658980291"/>
+                    <pic:cNvPicPr/>
+                  </pic:nvPicPr>
+                  <pic:blipFill>
+                    <a:blip r:embed="rId11">
+                      <a:extLst>
+                        <a:ext uri="{28A0092B-C50C-407E-A947-70E740481C1C}">
+                          <a14:useLocalDpi xmlns:a14="http://schemas.microsoft.com/office/drawing/2010/main" val="0"/>
+                        </a:ext>
+                      </a:extLst>
+                    </a:blip>
+                    <a:stretch>
+                      <a:fillRect/>
+                    </a:stretch>
+                  </pic:blipFill>
+                  <pic:spPr>
+                    <a:xfrm>
+                      <a:off x="0" y="0"/>
+                      <a:ext cx="6649439" cy="6480439"/>
+                    </a:xfrm>
+                    <a:prstGeom prst="rect">
+                      <a:avLst/>
+                    </a:prstGeom>
+                  </pic:spPr>
+                </pic:pic>
+              </a:graphicData>
+            </a:graphic>
+          </wp:inline>
+        </w:drawing>
+      </w:r>
+    </w:p>
     <w:p/>
     <w:p/>
     <w:p/>
@@ -557,24 +607,317 @@
       </w:pPr>
       <w:r>
         <w:lastRenderedPageBreak/>
+        <w:t>a.</w:t>
+      </w:r>
+      <w:r>
+        <w:t xml:space="preserve"> </w:t>
+      </w:r>
+      <w:r>
         <w:t>Diagramme de séquence</w:t>
       </w:r>
-    </w:p>
-    <w:p/>
-    <w:p/>
-    <w:p/>
-    <w:p/>
-    <w:p/>
-    <w:p/>
-    <w:p/>
-    <w:p/>
-    <w:p/>
-    <w:p/>
-    <w:p/>
-    <w:p/>
-    <w:p/>
-    <w:p/>
-    <w:p/>
+      <w:r>
+        <w:t xml:space="preserve"> Achat</w:t>
+      </w:r>
+    </w:p>
+    <w:p>
+      <w:r>
+        <w:rPr>
+          <w:noProof/>
+        </w:rPr>
+        <w:drawing>
+          <wp:inline distT="0" distB="0" distL="0" distR="0" wp14:anchorId="590BCCAB" wp14:editId="651E0FC3">
+            <wp:extent cx="6645910" cy="4982210"/>
+            <wp:effectExtent l="0" t="0" r="2540" b="8890"/>
+            <wp:docPr id="728774326" name="Image 3"/>
+            <wp:cNvGraphicFramePr>
+              <a:graphicFrameLocks xmlns:a="http://schemas.openxmlformats.org/drawingml/2006/main" noChangeAspect="1"/>
+            </wp:cNvGraphicFramePr>
+            <a:graphic xmlns:a="http://schemas.openxmlformats.org/drawingml/2006/main">
+              <a:graphicData uri="http://schemas.openxmlformats.org/drawingml/2006/picture">
+                <pic:pic xmlns:pic="http://schemas.openxmlformats.org/drawingml/2006/picture">
+                  <pic:nvPicPr>
+                    <pic:cNvPr id="728774326" name="Image 728774326"/>
+                    <pic:cNvPicPr/>
+                  </pic:nvPicPr>
+                  <pic:blipFill>
+                    <a:blip r:embed="rId12">
+                      <a:extLst>
+                        <a:ext uri="{28A0092B-C50C-407E-A947-70E740481C1C}">
+                          <a14:useLocalDpi xmlns:a14="http://schemas.microsoft.com/office/drawing/2010/main" val="0"/>
+                        </a:ext>
+                      </a:extLst>
+                    </a:blip>
+                    <a:stretch>
+                      <a:fillRect/>
+                    </a:stretch>
+                  </pic:blipFill>
+                  <pic:spPr>
+                    <a:xfrm>
+                      <a:off x="0" y="0"/>
+                      <a:ext cx="6645910" cy="4982210"/>
+                    </a:xfrm>
+                    <a:prstGeom prst="rect">
+                      <a:avLst/>
+                    </a:prstGeom>
+                  </pic:spPr>
+                </pic:pic>
+              </a:graphicData>
+            </a:graphic>
+          </wp:inline>
+        </w:drawing>
+      </w:r>
+    </w:p>
+    <w:p>
+      <w:pPr>
+        <w:pStyle w:val="Titre1"/>
+        <w:ind w:left="756"/>
+      </w:pPr>
+    </w:p>
+    <w:p>
+      <w:pPr>
+        <w:pStyle w:val="Titre1"/>
+        <w:ind w:left="756"/>
+      </w:pPr>
+    </w:p>
+    <w:p>
+      <w:pPr>
+        <w:pStyle w:val="Titre1"/>
+        <w:ind w:left="756"/>
+      </w:pPr>
+    </w:p>
+    <w:p/>
+    <w:p/>
+    <w:p/>
+    <w:p/>
+    <w:p/>
+    <w:p/>
+    <w:p/>
+    <w:p>
+      <w:pPr>
+        <w:pStyle w:val="Titre1"/>
+        <w:ind w:left="756"/>
+      </w:pPr>
+      <w:r>
+        <w:lastRenderedPageBreak/>
+        <w:t>b.</w:t>
+      </w:r>
+      <w:r>
+        <w:t xml:space="preserve"> </w:t>
+      </w:r>
+      <w:r>
+        <w:t>Diagramme de séquence Publication</w:t>
+      </w:r>
+    </w:p>
+    <w:p>
+      <w:r>
+        <w:rPr>
+          <w:noProof/>
+        </w:rPr>
+        <w:drawing>
+          <wp:inline distT="0" distB="0" distL="0" distR="0" wp14:anchorId="13ECFF22" wp14:editId="7004EA5A">
+            <wp:extent cx="6645910" cy="5094514"/>
+            <wp:effectExtent l="0" t="0" r="2540" b="0"/>
+            <wp:docPr id="695478055" name="Image 4"/>
+            <wp:cNvGraphicFramePr>
+              <a:graphicFrameLocks xmlns:a="http://schemas.openxmlformats.org/drawingml/2006/main" noChangeAspect="1"/>
+            </wp:cNvGraphicFramePr>
+            <a:graphic xmlns:a="http://schemas.openxmlformats.org/drawingml/2006/main">
+              <a:graphicData uri="http://schemas.openxmlformats.org/drawingml/2006/picture">
+                <pic:pic xmlns:pic="http://schemas.openxmlformats.org/drawingml/2006/picture">
+                  <pic:nvPicPr>
+                    <pic:cNvPr id="695478055" name="Image 695478055"/>
+                    <pic:cNvPicPr/>
+                  </pic:nvPicPr>
+                  <pic:blipFill>
+                    <a:blip r:embed="rId13">
+                      <a:extLst>
+                        <a:ext uri="{28A0092B-C50C-407E-A947-70E740481C1C}">
+                          <a14:useLocalDpi xmlns:a14="http://schemas.microsoft.com/office/drawing/2010/main" val="0"/>
+                        </a:ext>
+                      </a:extLst>
+                    </a:blip>
+                    <a:stretch>
+                      <a:fillRect/>
+                    </a:stretch>
+                  </pic:blipFill>
+                  <pic:spPr>
+                    <a:xfrm>
+                      <a:off x="0" y="0"/>
+                      <a:ext cx="6648746" cy="5096688"/>
+                    </a:xfrm>
+                    <a:prstGeom prst="rect">
+                      <a:avLst/>
+                    </a:prstGeom>
+                  </pic:spPr>
+                </pic:pic>
+              </a:graphicData>
+            </a:graphic>
+          </wp:inline>
+        </w:drawing>
+      </w:r>
+    </w:p>
+    <w:p>
+      <w:pPr>
+        <w:pStyle w:val="Titre1"/>
+        <w:ind w:left="756"/>
+      </w:pPr>
+      <w:r>
+        <w:lastRenderedPageBreak/>
+        <w:t>c.</w:t>
+      </w:r>
+      <w:r>
+        <w:t xml:space="preserve"> </w:t>
+      </w:r>
+      <w:r>
+        <w:t>Diagramme de séquence Messages</w:t>
+      </w:r>
+    </w:p>
+    <w:p>
+      <w:r>
+        <w:rPr>
+          <w:noProof/>
+        </w:rPr>
+        <w:drawing>
+          <wp:inline distT="0" distB="0" distL="0" distR="0" wp14:anchorId="35D46227" wp14:editId="2F835205">
+            <wp:extent cx="6645910" cy="5138057"/>
+            <wp:effectExtent l="0" t="0" r="2540" b="5715"/>
+            <wp:docPr id="1881854323" name="Image 5"/>
+            <wp:cNvGraphicFramePr>
+              <a:graphicFrameLocks xmlns:a="http://schemas.openxmlformats.org/drawingml/2006/main" noChangeAspect="1"/>
+            </wp:cNvGraphicFramePr>
+            <a:graphic xmlns:a="http://schemas.openxmlformats.org/drawingml/2006/main">
+              <a:graphicData uri="http://schemas.openxmlformats.org/drawingml/2006/picture">
+                <pic:pic xmlns:pic="http://schemas.openxmlformats.org/drawingml/2006/picture">
+                  <pic:nvPicPr>
+                    <pic:cNvPr id="1881854323" name="Image 1881854323"/>
+                    <pic:cNvPicPr/>
+                  </pic:nvPicPr>
+                  <pic:blipFill>
+                    <a:blip r:embed="rId14">
+                      <a:extLst>
+                        <a:ext uri="{28A0092B-C50C-407E-A947-70E740481C1C}">
+                          <a14:useLocalDpi xmlns:a14="http://schemas.microsoft.com/office/drawing/2010/main" val="0"/>
+                        </a:ext>
+                      </a:extLst>
+                    </a:blip>
+                    <a:stretch>
+                      <a:fillRect/>
+                    </a:stretch>
+                  </pic:blipFill>
+                  <pic:spPr>
+                    <a:xfrm>
+                      <a:off x="0" y="0"/>
+                      <a:ext cx="6648325" cy="5139924"/>
+                    </a:xfrm>
+                    <a:prstGeom prst="rect">
+                      <a:avLst/>
+                    </a:prstGeom>
+                  </pic:spPr>
+                </pic:pic>
+              </a:graphicData>
+            </a:graphic>
+          </wp:inline>
+        </w:drawing>
+      </w:r>
+    </w:p>
+    <w:p>
+      <w:pPr>
+        <w:pStyle w:val="Titre1"/>
+        <w:ind w:left="756"/>
+      </w:pPr>
+    </w:p>
+    <w:p>
+      <w:pPr>
+        <w:pStyle w:val="Titre1"/>
+        <w:ind w:left="756"/>
+      </w:pPr>
+    </w:p>
+    <w:p/>
+    <w:p>
+      <w:pPr>
+        <w:pStyle w:val="Titre1"/>
+        <w:ind w:left="756"/>
+      </w:pPr>
+    </w:p>
+    <w:p>
+      <w:pPr>
+        <w:pStyle w:val="Titre1"/>
+        <w:ind w:left="756"/>
+      </w:pPr>
+    </w:p>
+    <w:p>
+      <w:pPr>
+        <w:pStyle w:val="Titre1"/>
+        <w:ind w:left="756"/>
+      </w:pPr>
+    </w:p>
+    <w:p/>
+    <w:p/>
+    <w:p>
+      <w:pPr>
+        <w:pStyle w:val="Titre1"/>
+        <w:ind w:left="756"/>
+      </w:pPr>
+      <w:r>
+        <w:lastRenderedPageBreak/>
+        <w:t>d.</w:t>
+      </w:r>
+      <w:r>
+        <w:t xml:space="preserve"> </w:t>
+      </w:r>
+      <w:r>
+        <w:t xml:space="preserve">Diagramme de séquence d’analyse des cultures </w:t>
+      </w:r>
+    </w:p>
+    <w:p/>
+    <w:p>
+      <w:r>
+        <w:rPr>
+          <w:noProof/>
+        </w:rPr>
+        <w:drawing>
+          <wp:inline distT="0" distB="0" distL="0" distR="0" wp14:anchorId="1708002E" wp14:editId="3A81D135">
+            <wp:extent cx="6645910" cy="4528457"/>
+            <wp:effectExtent l="0" t="0" r="2540" b="5715"/>
+            <wp:docPr id="425700537" name="Image 6"/>
+            <wp:cNvGraphicFramePr>
+              <a:graphicFrameLocks xmlns:a="http://schemas.openxmlformats.org/drawingml/2006/main" noChangeAspect="1"/>
+            </wp:cNvGraphicFramePr>
+            <a:graphic xmlns:a="http://schemas.openxmlformats.org/drawingml/2006/main">
+              <a:graphicData uri="http://schemas.openxmlformats.org/drawingml/2006/picture">
+                <pic:pic xmlns:pic="http://schemas.openxmlformats.org/drawingml/2006/picture">
+                  <pic:nvPicPr>
+                    <pic:cNvPr id="425700537" name="Image 425700537"/>
+                    <pic:cNvPicPr/>
+                  </pic:nvPicPr>
+                  <pic:blipFill>
+                    <a:blip r:embed="rId15">
+                      <a:extLst>
+                        <a:ext uri="{28A0092B-C50C-407E-A947-70E740481C1C}">
+                          <a14:useLocalDpi xmlns:a14="http://schemas.microsoft.com/office/drawing/2010/main" val="0"/>
+                        </a:ext>
+                      </a:extLst>
+                    </a:blip>
+                    <a:stretch>
+                      <a:fillRect/>
+                    </a:stretch>
+                  </pic:blipFill>
+                  <pic:spPr>
+                    <a:xfrm>
+                      <a:off x="0" y="0"/>
+                      <a:ext cx="6651104" cy="4531996"/>
+                    </a:xfrm>
+                    <a:prstGeom prst="rect">
+                      <a:avLst/>
+                    </a:prstGeom>
+                  </pic:spPr>
+                </pic:pic>
+              </a:graphicData>
+            </a:graphic>
+          </wp:inline>
+        </w:drawing>
+      </w:r>
+    </w:p>
     <w:p/>
     <w:p/>
     <w:p/>
@@ -601,10 +944,7 @@
       </w:pPr>
       <w:r>
         <w:lastRenderedPageBreak/>
-        <w:t xml:space="preserve">Diagramme </w:t>
-      </w:r>
-      <w:r>
-        <w:t>d’activité</w:t>
+        <w:t>Diagramme d’activité</w:t>
       </w:r>
     </w:p>
     <w:p/>
